--- a/acts-sermons/docx/05_2026-11-15_제비를뽑으신하나님의주권_행1장15-26절.docx
+++ b/acts-sermons/docx/05_2026-11-15_제비를뽑으신하나님의주권_행1장15-26절.docx
@@ -686,33 +686,46 @@
           <w:sz w:val="24"/>
           <w:szCs w:val="24"/>
         </w:rPr>
-        <w:t xml:space="preserve">사무엘상 15장에서 하나님은 사울을 왕으로 세우신 것을 후회한다고 말씀하십니다. 사울이 하나님의 명령을 버렸기 때문입니다. 사무엘은 사울을 위해 밤새 부르짖었고 그 뒤로도 오랫동안 슬퍼했습니다. 왕의 자리에 큰 빈자리가 생긴 것입니다.</w:t>
-      </w:r>
-    </w:p>
-    <w:p>
-      <w:pPr>
-        <w:spacing w:after="160" w:line="360"/>
-      </w:pPr>
-      <w:r>
-        <w:rPr>
-          <w:rFonts w:ascii="맑은 고딕" w:cs="맑은 고딕" w:eastAsia="맑은 고딕" w:hAnsi="맑은 고딕"/>
-          <w:sz w:val="24"/>
-          <w:szCs w:val="24"/>
-        </w:rPr>
-        <w:t xml:space="preserve">그러자 하나님께서 사무엘상 16장 1절에서 말씀하십니다. 네가 사울을 위하여 언제까지 슬퍼하겠느냐 너는 뿔에 기름을 채워 가지고 가라. 하나님은 이미 이새의 아들 중에서 한 왕을 예비해 두셨습니다. 사무엘은 베들레헴에서 이새의 맏아들 엘리압을 보고 그의 외모와 키를 보며 이 사람이 틀림없다고 생각했습니다.</w:t>
-      </w:r>
-    </w:p>
-    <w:p>
-      <w:pPr>
-        <w:spacing w:after="160" w:line="360"/>
-      </w:pPr>
-      <w:r>
-        <w:rPr>
-          <w:rFonts w:ascii="맑은 고딕" w:cs="맑은 고딕" w:eastAsia="맑은 고딕" w:hAnsi="맑은 고딕"/>
-          <w:sz w:val="24"/>
-          <w:szCs w:val="24"/>
-        </w:rPr>
-        <w:t xml:space="preserve">그때 하나님께서 말씀하셨습니다. 그의 용모와 키를 보지 말라 … 나의 보는 것은 사람과 같지 아니하니 사람은 외모를 보거니와 나 여호와는 중심을 보느니라. 결국 하나님이 택하신 사람은 들에서 양을 치던 막내 다윗이었습니다. 하나님은 빈자리를 그냥 두지 않으십니다. 그러나 그 자리를 채우는 기준은 사람의 눈이 아니라 하나님의 뜻입니다.</w:t>
+        <w:t xml:space="preserve">민수기 27장에는 슬로브핫의 다섯 딸, 말라와 노아와 호글라와 밀가와 디르사가 나옵니다. 그들의 아버지 슬로브핫은 광야에서 죽었고 아들이 없었습니다. 가나안 땅을 가족별로 나누게 될 때, 그 집안의 기업은 빈자리로 사라질 위기에 놓였습니다.</w:t>
+      </w:r>
+    </w:p>
+    <w:p>
+      <w:pPr>
+        <w:spacing w:after="160" w:line="360"/>
+      </w:pPr>
+      <w:r>
+        <w:rPr>
+          <w:rFonts w:ascii="맑은 고딕" w:cs="맑은 고딕" w:eastAsia="맑은 고딕" w:hAnsi="맑은 고딕"/>
+          <w:sz w:val="24"/>
+          <w:szCs w:val="24"/>
+        </w:rPr>
+        <w:t xml:space="preserve">다섯 딸은 회막 문에서 모세와 제사장 엘르아살과 지휘관들과 온 회중 앞에 섰습니다. 그리고 아들이 없다고 어찌하여 우리 아버지의 이름이 그 가족 중에서 지워져야 하느냐, 우리에게도 기업을 달라고 청했습니다. 그때 모세는 자기 생각대로 판단하지 않았습니다. 성경은 모세가 그 사연을 여호와께 아뢰었다고 기록합니다(민 27:5).</w:t>
+      </w:r>
+    </w:p>
+    <w:p>
+      <w:pPr>
+        <w:spacing w:after="160" w:line="360"/>
+      </w:pPr>
+      <w:r>
+        <w:rPr>
+          <w:rFonts w:ascii="맑은 고딕" w:cs="맑은 고딕" w:eastAsia="맑은 고딕" w:hAnsi="맑은 고딕"/>
+          <w:sz w:val="24"/>
+          <w:szCs w:val="24"/>
+        </w:rPr>
+        <w:t xml:space="preserve">하나님은 대답하셨습니다. 슬로브핫 딸들의 말이 옳으니 그들에게 기업을 주라. 그리고 이 일을 계기로, 사람이 죽고 아들이 없으면 그 기업을 딸에게, 딸도 없으면 형제에게 돌리라는 율례를 주셨습니다. 빈자리를 어떻게 채울지는 사람의 관습이나 목소리 큰 사람의 생각이 아니라 하나님의 말씀이 정했습니다.</w:t>
+      </w:r>
+    </w:p>
+    <w:p>
+      <w:pPr>
+        <w:spacing w:after="160" w:line="360"/>
+      </w:pPr>
+      <w:r>
+        <w:rPr>
+          <w:rFonts w:ascii="맑은 고딕" w:cs="맑은 고딕" w:eastAsia="맑은 고딕" w:hAnsi="맑은 고딕"/>
+          <w:sz w:val="24"/>
+          <w:szCs w:val="24"/>
+        </w:rPr>
+        <w:t xml:space="preserve">초대교회도 유다의 빈자리 앞에서 같은 길을 걸었습니다. 베드로는 먼저 성경을 펼쳤고, 말씀이 정한 기준을 따라 후보를 세웠습니다. 교회의 빈자리는 언제나 하나님께 묻고 말씀을 따라 채워야 합니다.</w:t>
       </w:r>
     </w:p>
     <w:p>
@@ -827,7 +840,7 @@
           <w:sz w:val="24"/>
           <w:szCs w:val="24"/>
         </w:rPr>
-        <w:t xml:space="preserve">디모데전서 3장과 디도서 1장은 직분자의 자격을 분명히 말합니다. 그 핵심은 경건한 성품과 말씀에 대한 신실함입니다. 우리가 직분자를 세울 때 사무엘처럼 외모를 보지 말고, 하나님께서 보시는 중심을 구해야 합니다.</w:t>
+        <w:t xml:space="preserve">디모데전서 3장과 디도서 1장은 직분자의 자격을 분명히 말합니다. 그 핵심은 경건한 성품과 말씀에 대한 신실함입니다. 우리가 직분자를 세울 때 사람의 외모나 목소리가 아니라 말씀이 정한 기준을 따라, 하나님께서 보시는 중심을 구해야 합니다.</w:t>
       </w:r>
     </w:p>
     <w:p>
@@ -1016,33 +1029,46 @@
           <w:sz w:val="24"/>
           <w:szCs w:val="24"/>
         </w:rPr>
-        <w:t xml:space="preserve">에스더서에서 페르시아의 총리 하만은 유다인을 몰살할 계획을 세웠습니다. 에스더 3장 7절을 보면, 그는 그 계획을 실행할 날짜를 정하려고 왕 앞에서 날과 달에 대하여 부르, 곧 제비를 뽑았습니다. 그 결과 열두째 달 아달월이 정해졌습니다. 하만은 운명이 자기 편이라고 믿었을 것입니다.</w:t>
-      </w:r>
-    </w:p>
-    <w:p>
-      <w:pPr>
-        <w:spacing w:after="160" w:line="360"/>
-      </w:pPr>
-      <w:r>
-        <w:rPr>
-          <w:rFonts w:ascii="맑은 고딕" w:cs="맑은 고딕" w:eastAsia="맑은 고딕" w:hAnsi="맑은 고딕"/>
-          <w:sz w:val="24"/>
-          <w:szCs w:val="24"/>
-        </w:rPr>
-        <w:t xml:space="preserve">그러나 제비를 뽑은 사람은 하만이었지만, 일을 작정하신 분은 하나님이셨습니다. 제비로 정해진 날까지 거의 일 년의 시간이 있었습니다. 그 사이에 하나님은 에스더를 왕후의 자리에 두셨고, 잠 못 이루는 왕에게 모르드개의 공로를 읽게 하셨으며, 결국 하만이 모르드개를 매달려고 세운 장대에 하만 자신이 달리게 하셨습니다.</w:t>
-      </w:r>
-    </w:p>
-    <w:p>
-      <w:pPr>
-        <w:spacing w:after="160" w:line="360"/>
-      </w:pPr>
-      <w:r>
-        <w:rPr>
-          <w:rFonts w:ascii="맑은 고딕" w:cs="맑은 고딕" w:eastAsia="맑은 고딕" w:hAnsi="맑은 고딕"/>
-          <w:sz w:val="24"/>
-          <w:szCs w:val="24"/>
-        </w:rPr>
-        <w:t xml:space="preserve">아달월 그날, 유다인을 죽이려던 날은 오히려 유다인이 구원받은 날이 되었습니다. 그리고 이 일을 기념하는 절기가 ‘부림절’이 되었는데, 그 이름이 바로 하만이 뽑은 ‘부르’, 곧 제비에서 왔습니다. 에스더 9장이 그렇게 설명합니다. 원수가 뽑은 제비까지도 하나님의 섭리 아래 있었습니다. 우연처럼 보이는 모든 일 위에 하나님의 손이 있습니다.</w:t>
+        <w:t xml:space="preserve">여호수아 18장에서 이스라엘 온 회중은 실로에 모여 회막을 세웠습니다. 가나안 땅은 그들 앞에 굴복했지만 아직 기업을 분배받지 못한 일곱 지파가 남아 있었습니다. 여호수아는 각 지파에서 세 사람씩 뽑아 땅을 두루 다니며 일곱 부분으로 그려 오게 했습니다.</w:t>
+      </w:r>
+    </w:p>
+    <w:p>
+      <w:pPr>
+        <w:spacing w:after="160" w:line="360"/>
+      </w:pPr>
+      <w:r>
+        <w:rPr>
+          <w:rFonts w:ascii="맑은 고딕" w:cs="맑은 고딕" w:eastAsia="맑은 고딕" w:hAnsi="맑은 고딕"/>
+          <w:sz w:val="24"/>
+          <w:szCs w:val="24"/>
+        </w:rPr>
+        <w:t xml:space="preserve">그들이 돌아오자 여호수아는 실로에서 여호와 앞에서 그들을 위하여 제비를 뽑고, 이스라엘 자손의 분파대로 땅을 나누었습니다(수 18:10). 사람들이 부지런히 땅을 조사하고 기록했지만, 마지막 분배는 여호와 앞에서 이루어졌습니다. 어느 지파가 어디를 얻을지 결정하신 분은 여호수아가 아니라 하나님이셨습니다.</w:t>
+      </w:r>
+    </w:p>
+    <w:p>
+      <w:pPr>
+        <w:spacing w:after="160" w:line="360"/>
+      </w:pPr>
+      <w:r>
+        <w:rPr>
+          <w:rFonts w:ascii="맑은 고딕" w:cs="맑은 고딕" w:eastAsia="맑은 고딕" w:hAnsi="맑은 고딕"/>
+          <w:sz w:val="24"/>
+          <w:szCs w:val="24"/>
+        </w:rPr>
+        <w:t xml:space="preserve">그래서 이스라엘은 자기가 받은 땅을 운이나 사람의 정치가 낳은 결과로 여기지 않고, 하나님께서 주신 기업으로 고백했습니다. 잠언 16장 33절의 말씀 그대로입니다. 제비는 사람이 뽑으나 모든 일을 작정하기는 여호와께 있느니라.</w:t>
+      </w:r>
+    </w:p>
+    <w:p>
+      <w:pPr>
+        <w:spacing w:after="160" w:line="360"/>
+      </w:pPr>
+      <w:r>
+        <w:rPr>
+          <w:rFonts w:ascii="맑은 고딕" w:cs="맑은 고딕" w:eastAsia="맑은 고딕" w:hAnsi="맑은 고딕"/>
+          <w:sz w:val="24"/>
+          <w:szCs w:val="24"/>
+        </w:rPr>
+        <w:t xml:space="preserve">물론 이 일은 오늘 우리에게 제비뽑기로 교회의 일을 정하라는 본보기가 아닙니다. 성령께서 교회에 오신 뒤로 사도행전에는 다시 제비뽑기가 나오지 않고, 오늘 우리에게는 완성된 말씀이 있습니다. 실로의 제비가 보여 주는 것은 방법이 아니라 하나님의 주권입니다. 하나님의 백성이 하나님 앞에 모여 기도할 때, 그 결과를 정하시는 분은 하나님이십니다.</w:t>
       </w:r>
     </w:p>
     <w:p>

--- a/acts-sermons/docx/05_2026-11-15_제비를뽑으신하나님의주권_행1장15-26절.docx
+++ b/acts-sermons/docx/05_2026-11-15_제비를뽑으신하나님의주권_행1장15-26절.docx
@@ -81,7 +81,7 @@
           <w:sz w:val="24"/>
           <w:szCs w:val="24"/>
         </w:rPr>
-        <w:t xml:space="preserve">15 모든 형제 약 백이십 명이나 모였더라 그 때에 베드로가 그 형제들 가운데 일어서서 이르되 16 형제들아 성령이 다윗의 입을 통하여 예수 잡는 자들의 길잡이가 된 유다에 대하여 미리 말씀하신 성경이 응하였으니 마땅하도다 … 21 이러므로 요한의 세례로부터 우리 가운데서 올려져 가신 날까지 주 예수께서 우리 가운데 출입하실 때에 항상 우리와 함께 다니던 사람 중에 하나를 세워 22 우리와 더불어 예수께서 부활하심을 증언할 사람이 되게 하여야 하리라 하거늘 23 그들이 두 사람을 내세우니 하나는 바사바라고도 하고 별명은 유스도라고 하는 요셉이요 하나는 맛디아라 24 그들이 기도하여 이르되 뭇 사람의 마음을 아시는 주여 이 두 사람 중에 누구를 택하사 25 봉사와 사도의 직무를 대신할 자로 보여 주시옵소서 유다는 이를 버리고 제 곳으로 갔나이다 하고 26 제비 뽑아 맛디아를 얻으니 그가 열한 사도의 수에 들어가니라 (사도행전 1:15-26, 개역개정)</w:t>
+        <w:t xml:space="preserve">15 모인 무리의 수가 약 백이십 명이나 되더라 그 때에 베드로가 그 형제들 가운데 일어서서 이르되 16 형제들아 성령이 다윗의 입을 통하여 예수 잡는 자들의 길잡이가 된 유다에 대하여 미리 말씀하신 성경이 응하였으니 마땅하도다 … 21 이러므로 요한의 세례로부터 우리 가운데서 올려져 가신 날까지 주 예수께서 우리 가운데 출입하실 때에 항상 우리와 함께 다니던 사람 중에 하나를 세워 22 우리와 더불어 예수께서 부활하심을 증언할 사람이 되게 하여야 하리라 하거늘 23 그들이 두 사람을 내세우니 하나는 바사바라고도 하고 별명은 유스도라고 하는 요셉이요 하나는 맛디아라 24 그들이 기도하여 이르되 뭇 사람의 마음을 아시는 주여 이 두 사람 중에 누구를 택하사 25 봉사와 사도의 직무를 대신할 자로 보여 주시옵소서 유다는 이를 버리고 제 곳으로 갔나이다 하고 26 제비 뽑아 맛디아를 얻으니 그가 열한 사도의 수에 들어가니라 (사도행전 1:15-26, 개역개정)</w:t>
       </w:r>
     </w:p>
     <w:p>
@@ -305,7 +305,7 @@
           <w:sz w:val="24"/>
           <w:szCs w:val="24"/>
         </w:rPr>
-        <w:t xml:space="preserve">18절과 19절은 유다의 비참한 최후를 묘사하고, 20절에서 베드로는 시편 두 구절을 인용합니다. 시편 69편의 “그의 거처를 황폐하게 하시며 거기 거하는 자가 없게 하소서”와 시편 109편의 “그의 직분을 타인이 취하게 하소서”입니다. 다윗이 자신을 배신한 자들에 대해 쓴 시가 더 큰 다윗이신 그리스도를 배신한 자에게서 궁극적으로 성취되었습니다.</w:t>
+        <w:t xml:space="preserve">18절과 19절은 유다의 비참한 최후를 묘사하고, 20절에서 베드로는 시편 두 구절을 인용합니다. 시편 69편 25절에서 배신자의 거처가 황폐하여 거기 사는 자가 없게 해 달라는 기도와, 시편 109편 8절에서 그의 직분을 다른 사람이 맡게 해 달라는 기도입니다. 다윗이 자신을 배신한 자들에 대해 쓴 시가 더 큰 다윗이신 그리스도를 배신한 자에게서 궁극적으로 성취되었습니다.</w:t>
       </w:r>
     </w:p>
     <w:p>
